--- a/day12/cluster_cni.docx
+++ b/day12/cluster_cni.docx
@@ -3,13 +3,8 @@
 <w:document xmlns:wpc="http://schemas.microsoft.com/office/word/2010/wordprocessingCanvas" xmlns:cx="http://schemas.microsoft.com/office/drawing/2014/chartex" xmlns:cx1="http://schemas.microsoft.com/office/drawing/2015/9/8/chartex" xmlns:cx2="http://schemas.microsoft.com/office/drawing/2015/10/21/chartex" xmlns:cx3="http://schemas.microsoft.com/office/drawing/2016/5/9/chartex" xmlns:cx4="http://schemas.microsoft.com/office/drawing/2016/5/10/chartex" xmlns:cx5="http://schemas.microsoft.com/office/drawing/2016/5/11/chartex" xmlns:cx6="http://schemas.microsoft.com/office/drawing/2016/5/12/chartex" xmlns:cx7="http://schemas.microsoft.com/office/drawing/2016/5/13/chartex" xmlns:cx8="http://schemas.microsoft.com/office/drawing/2016/5/14/chartex" xmlns:mc="http://schemas.openxmlformats.org/markup-compatibility/2006" xmlns:aink="http://schemas.microsoft.com/office/drawing/2016/ink" xmlns:am3d="http://schemas.microsoft.com/office/drawing/2017/model3d" xmlns:o="urn:schemas-microsoft-com:office:office" xmlns:r="http://schemas.openxmlformats.org/officeDocument/2006/relationships" xmlns:m="http://schemas.openxmlformats.org/officeDocument/2006/math" xmlns:v="urn:schemas-microsoft-com:vml" xmlns:wp14="http://schemas.microsoft.com/office/word/2010/wordprocessingDrawing" xmlns:wp="http://schemas.openxmlformats.org/drawingml/2006/wordprocessingDrawing" xmlns:w10="urn:schemas-microsoft-com:office:word" xmlns:w="http://schemas.openxmlformats.org/wordprocessingml/2006/main" xmlns:w14="http://schemas.microsoft.com/office/word/2010/wordml" xmlns:w15="http://schemas.microsoft.com/office/word/2012/wordml" xmlns:w16cex="http://schemas.microsoft.com/office/word/2018/wordml/cex" xmlns:w16cid="http://schemas.microsoft.com/office/word/2016/wordml/cid" xmlns:w16="http://schemas.microsoft.com/office/word/2018/wordml" xmlns:w16sdtdh="http://schemas.microsoft.com/office/word/2020/wordml/sdtdatahash" xmlns:w16se="http://schemas.microsoft.com/office/word/2015/wordml/symex" xmlns:wpg="http://schemas.microsoft.com/office/word/2010/wordprocessingGroup" xmlns:wpi="http://schemas.microsoft.com/office/word/2010/wordprocessingInk" xmlns:wne="http://schemas.microsoft.com/office/word/2006/wordml" xmlns:wps="http://schemas.microsoft.com/office/word/2010/wordprocessingShape" mc:Ignorable="w14 w15 w16se w16cid w16 w16cex w16sdtdh wp14">
   <w:body>
     <w:p>
-      <w:proofErr w:type="gramStart"/>
-      <w:r>
-        <w:t>Refer :</w:t>
-      </w:r>
-      <w:proofErr w:type="gramEnd"/>
-      <w:r>
-        <w:t xml:space="preserve"> </w:t>
+      <w:r>
+        <w:t xml:space="preserve">Refer : </w:t>
       </w:r>
       <w:hyperlink r:id="rId4" w:history="1">
         <w:r>
@@ -173,15 +168,7 @@
       </w:r>
       <w:proofErr w:type="spellEnd"/>
       <w:r>
-        <w:t xml:space="preserve"> exec -it </w:t>
-      </w:r>
-      <w:proofErr w:type="gramStart"/>
-      <w:r>
-        <w:t>name</w:t>
-      </w:r>
-      <w:proofErr w:type="gramEnd"/>
-      <w:r>
-        <w:t xml:space="preserve"> -- /bin/bash</w:t>
+        <w:t xml:space="preserve"> exec -it name -- /bin/bash</w:t>
       </w:r>
     </w:p>
     <w:p>
@@ -240,12 +227,10 @@
         <w:t xml:space="preserve"> create deployment name --image=</w:t>
       </w:r>
       <w:proofErr w:type="spellStart"/>
-      <w:proofErr w:type="gramStart"/>
       <w:r>
         <w:t>httpd:latest</w:t>
       </w:r>
       <w:proofErr w:type="spellEnd"/>
-      <w:proofErr w:type="gramEnd"/>
     </w:p>
     <w:p>
       <w:proofErr w:type="spellStart"/>
@@ -266,110 +251,100 @@
         <w:t xml:space="preserve"> --image=</w:t>
       </w:r>
       <w:proofErr w:type="spellStart"/>
-      <w:proofErr w:type="gramStart"/>
       <w:r>
         <w:t>httpd:latest</w:t>
       </w:r>
       <w:proofErr w:type="spellEnd"/>
-      <w:proofErr w:type="gramEnd"/>
+      <w:r>
+        <w:t xml:space="preserve"> --replicas=(</w:t>
+      </w:r>
+      <w:r>
+        <w:rPr>
+          <w:highlight w:val="yellow"/>
+        </w:rPr>
+        <w:t>no</w:t>
+      </w:r>
+      <w:r>
+        <w:t>)</w:t>
+      </w:r>
+    </w:p>
+    <w:p>
+      <w:proofErr w:type="spellStart"/>
+      <w:r>
+        <w:t>Kubectl</w:t>
+      </w:r>
+      <w:proofErr w:type="spellEnd"/>
+      <w:r>
+        <w:t xml:space="preserve"> get deployment</w:t>
+      </w:r>
+    </w:p>
+    <w:p>
+      <w:proofErr w:type="spellStart"/>
+      <w:r>
+        <w:t>Kubectl</w:t>
+      </w:r>
+      <w:proofErr w:type="spellEnd"/>
+      <w:r>
+        <w:t xml:space="preserve"> get deployment -o wide</w:t>
+      </w:r>
+    </w:p>
+    <w:p>
+      <w:proofErr w:type="spellStart"/>
+      <w:r>
+        <w:t>Kubectl</w:t>
+      </w:r>
+      <w:proofErr w:type="spellEnd"/>
+      <w:r>
+        <w:t xml:space="preserve"> scale deployment name --replicas=(</w:t>
+      </w:r>
+      <w:r>
+        <w:rPr>
+          <w:highlight w:val="yellow"/>
+        </w:rPr>
+        <w:t>no</w:t>
+      </w:r>
+      <w:r>
+        <w:t>)</w:t>
+      </w:r>
+    </w:p>
+    <w:p>
+      <w:pPr>
+        <w:rPr>
+          <w:b/>
+          <w:bCs/>
+        </w:rPr>
+      </w:pPr>
+      <w:r>
+        <w:rPr>
+          <w:b/>
+          <w:bCs/>
+        </w:rPr>
+        <w:t>ROLLING UPDATE</w:t>
+      </w:r>
+    </w:p>
+    <w:p>
+      <w:proofErr w:type="spellStart"/>
+      <w:r>
+        <w:t>Kubec</w:t>
+      </w:r>
+      <w:r>
+        <w:t>t</w:t>
+      </w:r>
+      <w:r>
+        <w:t>l</w:t>
+      </w:r>
+      <w:proofErr w:type="spellEnd"/>
       <w:r>
         <w:t xml:space="preserve"> </w:t>
       </w:r>
       <w:r>
-        <w:t>--replicas=(</w:t>
-      </w:r>
-      <w:r>
-        <w:rPr>
-          <w:highlight w:val="yellow"/>
-        </w:rPr>
-        <w:t>no</w:t>
-      </w:r>
-      <w:r>
-        <w:t>)</w:t>
-      </w:r>
-    </w:p>
-    <w:p>
-      <w:proofErr w:type="spellStart"/>
-      <w:r>
-        <w:t>Kubectl</w:t>
-      </w:r>
-      <w:proofErr w:type="spellEnd"/>
-      <w:r>
-        <w:t xml:space="preserve"> get deployment</w:t>
-      </w:r>
-    </w:p>
-    <w:p>
-      <w:proofErr w:type="spellStart"/>
-      <w:r>
-        <w:t>Kubectl</w:t>
-      </w:r>
-      <w:proofErr w:type="spellEnd"/>
-      <w:r>
-        <w:t xml:space="preserve"> get deployment</w:t>
-      </w:r>
-      <w:r>
-        <w:t xml:space="preserve"> -o wide</w:t>
-      </w:r>
-    </w:p>
-    <w:p>
-      <w:proofErr w:type="spellStart"/>
-      <w:r>
-        <w:t>Kubectl</w:t>
-      </w:r>
-      <w:proofErr w:type="spellEnd"/>
-      <w:r>
-        <w:t xml:space="preserve"> scale deployment name --replicas=(</w:t>
-      </w:r>
-      <w:r>
-        <w:rPr>
-          <w:highlight w:val="yellow"/>
-        </w:rPr>
-        <w:t>no</w:t>
-      </w:r>
-      <w:r>
-        <w:t>)</w:t>
-      </w:r>
-    </w:p>
-    <w:p>
-      <w:pPr>
-        <w:rPr>
-          <w:b/>
-          <w:bCs/>
-        </w:rPr>
-      </w:pPr>
-      <w:r>
-        <w:rPr>
-          <w:b/>
-          <w:bCs/>
-        </w:rPr>
-        <w:t>ROLLING UPDATE</w:t>
-      </w:r>
-    </w:p>
-    <w:p>
-      <w:proofErr w:type="spellStart"/>
-      <w:r>
-        <w:t>Kubec</w:t>
-      </w:r>
-      <w:r>
-        <w:t>t</w:t>
-      </w:r>
-      <w:r>
-        <w:t>l</w:t>
-      </w:r>
-      <w:proofErr w:type="spellEnd"/>
-      <w:r>
-        <w:t xml:space="preserve"> </w:t>
-      </w:r>
-      <w:r>
         <w:t>set image deployment name httpd=</w:t>
       </w:r>
       <w:proofErr w:type="spellStart"/>
-      <w:proofErr w:type="gramStart"/>
       <w:r>
         <w:t>httpd:Trixie</w:t>
       </w:r>
       <w:proofErr w:type="spellEnd"/>
-      <w:proofErr w:type="gramEnd"/>
     </w:p>
     <w:p>
       <w:pPr>
@@ -485,12 +460,10 @@
         <w:t xml:space="preserve"> apply -f </w:t>
       </w:r>
       <w:proofErr w:type="spellStart"/>
-      <w:proofErr w:type="gramStart"/>
       <w:r>
         <w:t>file.yaml</w:t>
       </w:r>
       <w:proofErr w:type="spellEnd"/>
-      <w:proofErr w:type="gramEnd"/>
       <w:r>
         <w:t xml:space="preserve"> /</w:t>
       </w:r>
